--- a/ABC_ISMS_Charter_and_Scope_v1.0.docx
+++ b/ABC_ISMS_Charter_and_Scope_v1.0.docx
@@ -444,14 +444,1698 @@
         <w:br w:type="page"/>
       </w:r>
     </w:p>
+    <w:sdt>
+      <w:sdtPr>
+        <w:id w:val="1690098732"/>
+        <w:docPartObj>
+          <w:docPartGallery w:val="Table of Contents"/>
+          <w:docPartUnique/>
+        </w:docPartObj>
+      </w:sdtPr>
+      <w:sdtEndPr>
+        <w:rPr>
+          <w:rFonts w:ascii="Aptos" w:eastAsiaTheme="minorEastAsia" w:hAnsi="Aptos" w:cstheme="minorBidi"/>
+          <w:noProof/>
+          <w:color w:val="auto"/>
+          <w:sz w:val="20"/>
+          <w:szCs w:val="22"/>
+        </w:rPr>
+      </w:sdtEndPr>
+      <w:sdtContent>
+        <w:p>
+          <w:pPr>
+            <w:pStyle w:val="TOCHeading"/>
+          </w:pPr>
+          <w:r>
+            <w:t>Contents</w:t>
+          </w:r>
+        </w:p>
+        <w:p>
+          <w:pPr>
+            <w:pStyle w:val="TOC1"/>
+            <w:tabs>
+              <w:tab w:val="right" w:leader="dot" w:pos="10070"/>
+            </w:tabs>
+            <w:rPr>
+              <w:rFonts w:asciiTheme="minorHAnsi" w:hAnsiTheme="minorHAnsi"/>
+              <w:noProof/>
+              <w:kern w:val="2"/>
+              <w:sz w:val="24"/>
+              <w:szCs w:val="21"/>
+              <w:lang w:val="en-IN" w:eastAsia="en-IN" w:bidi="hi-IN"/>
+              <w14:ligatures w14:val="standardContextual"/>
+            </w:rPr>
+          </w:pPr>
+          <w:r>
+            <w:fldChar w:fldCharType="begin"/>
+          </w:r>
+          <w:r>
+            <w:instrText xml:space="preserve"> TOC \o "1-3" \h \z \u </w:instrText>
+          </w:r>
+          <w:r>
+            <w:fldChar w:fldCharType="separate"/>
+          </w:r>
+          <w:hyperlink w:anchor="_Toc238995046" w:history="1">
+            <w:r>
+              <w:rPr>
+                <w:rStyle w:val="Hyperlink"/>
+                <w:noProof/>
+              </w:rPr>
+              <w:t>1. Executive Summary</w:t>
+            </w:r>
+            <w:r>
+              <w:rPr>
+                <w:noProof/>
+                <w:webHidden/>
+              </w:rPr>
+              <w:tab/>
+            </w:r>
+            <w:r>
+              <w:rPr>
+                <w:noProof/>
+                <w:webHidden/>
+              </w:rPr>
+              <w:fldChar w:fldCharType="begin"/>
+            </w:r>
+            <w:r>
+              <w:rPr>
+                <w:noProof/>
+                <w:webHidden/>
+              </w:rPr>
+              <w:instrText xml:space="preserve"> PAGEREF _Toc238995046 \h </w:instrText>
+            </w:r>
+            <w:r>
+              <w:rPr>
+                <w:noProof/>
+                <w:webHidden/>
+              </w:rPr>
+            </w:r>
+            <w:r>
+              <w:rPr>
+                <w:noProof/>
+                <w:webHidden/>
+              </w:rPr>
+              <w:fldChar w:fldCharType="separate"/>
+            </w:r>
+            <w:r>
+              <w:rPr>
+                <w:noProof/>
+                <w:webHidden/>
+              </w:rPr>
+              <w:t>3</w:t>
+            </w:r>
+            <w:r>
+              <w:rPr>
+                <w:noProof/>
+                <w:webHidden/>
+              </w:rPr>
+              <w:fldChar w:fldCharType="end"/>
+            </w:r>
+          </w:hyperlink>
+        </w:p>
+        <w:p>
+          <w:pPr>
+            <w:pStyle w:val="TOC2"/>
+            <w:tabs>
+              <w:tab w:val="right" w:leader="dot" w:pos="10070"/>
+            </w:tabs>
+            <w:rPr>
+              <w:rFonts w:asciiTheme="minorHAnsi" w:hAnsiTheme="minorHAnsi"/>
+              <w:noProof/>
+              <w:kern w:val="2"/>
+              <w:sz w:val="24"/>
+              <w:szCs w:val="21"/>
+              <w:lang w:val="en-IN" w:eastAsia="en-IN" w:bidi="hi-IN"/>
+              <w14:ligatures w14:val="standardContextual"/>
+            </w:rPr>
+          </w:pPr>
+          <w:hyperlink w:anchor="_Toc238995047" w:history="1">
+            <w:r>
+              <w:rPr>
+                <w:rStyle w:val="Hyperlink"/>
+                <w:noProof/>
+              </w:rPr>
+              <w:t>1.1 Management Outcomes</w:t>
+            </w:r>
+            <w:r>
+              <w:rPr>
+                <w:noProof/>
+                <w:webHidden/>
+              </w:rPr>
+              <w:tab/>
+            </w:r>
+            <w:r>
+              <w:rPr>
+                <w:noProof/>
+                <w:webHidden/>
+              </w:rPr>
+              <w:fldChar w:fldCharType="begin"/>
+            </w:r>
+            <w:r>
+              <w:rPr>
+                <w:noProof/>
+                <w:webHidden/>
+              </w:rPr>
+              <w:instrText xml:space="preserve"> PAGEREF _Toc238995047 \h </w:instrText>
+            </w:r>
+            <w:r>
+              <w:rPr>
+                <w:noProof/>
+                <w:webHidden/>
+              </w:rPr>
+            </w:r>
+            <w:r>
+              <w:rPr>
+                <w:noProof/>
+                <w:webHidden/>
+              </w:rPr>
+              <w:fldChar w:fldCharType="separate"/>
+            </w:r>
+            <w:r>
+              <w:rPr>
+                <w:noProof/>
+                <w:webHidden/>
+              </w:rPr>
+              <w:t>3</w:t>
+            </w:r>
+            <w:r>
+              <w:rPr>
+                <w:noProof/>
+                <w:webHidden/>
+              </w:rPr>
+              <w:fldChar w:fldCharType="end"/>
+            </w:r>
+          </w:hyperlink>
+        </w:p>
+        <w:p>
+          <w:pPr>
+            <w:pStyle w:val="TOC1"/>
+            <w:tabs>
+              <w:tab w:val="right" w:leader="dot" w:pos="10070"/>
+            </w:tabs>
+            <w:rPr>
+              <w:rFonts w:asciiTheme="minorHAnsi" w:hAnsiTheme="minorHAnsi"/>
+              <w:noProof/>
+              <w:kern w:val="2"/>
+              <w:sz w:val="24"/>
+              <w:szCs w:val="21"/>
+              <w:lang w:val="en-IN" w:eastAsia="en-IN" w:bidi="hi-IN"/>
+              <w14:ligatures w14:val="standardContextual"/>
+            </w:rPr>
+          </w:pPr>
+          <w:hyperlink w:anchor="_Toc238995048" w:history="1">
+            <w:r>
+              <w:rPr>
+                <w:rStyle w:val="Hyperlink"/>
+                <w:noProof/>
+              </w:rPr>
+              <w:t>2. Organization &amp; Business Context</w:t>
+            </w:r>
+            <w:r>
+              <w:rPr>
+                <w:noProof/>
+                <w:webHidden/>
+              </w:rPr>
+              <w:tab/>
+            </w:r>
+            <w:r>
+              <w:rPr>
+                <w:noProof/>
+                <w:webHidden/>
+              </w:rPr>
+              <w:fldChar w:fldCharType="begin"/>
+            </w:r>
+            <w:r>
+              <w:rPr>
+                <w:noProof/>
+                <w:webHidden/>
+              </w:rPr>
+              <w:instrText xml:space="preserve"> PAGEREF _Toc238995048 \h </w:instrText>
+            </w:r>
+            <w:r>
+              <w:rPr>
+                <w:noProof/>
+                <w:webHidden/>
+              </w:rPr>
+            </w:r>
+            <w:r>
+              <w:rPr>
+                <w:noProof/>
+                <w:webHidden/>
+              </w:rPr>
+              <w:fldChar w:fldCharType="separate"/>
+            </w:r>
+            <w:r>
+              <w:rPr>
+                <w:noProof/>
+                <w:webHidden/>
+              </w:rPr>
+              <w:t>3</w:t>
+            </w:r>
+            <w:r>
+              <w:rPr>
+                <w:noProof/>
+                <w:webHidden/>
+              </w:rPr>
+              <w:fldChar w:fldCharType="end"/>
+            </w:r>
+          </w:hyperlink>
+        </w:p>
+        <w:p>
+          <w:pPr>
+            <w:pStyle w:val="TOC2"/>
+            <w:tabs>
+              <w:tab w:val="right" w:leader="dot" w:pos="10070"/>
+            </w:tabs>
+            <w:rPr>
+              <w:rFonts w:asciiTheme="minorHAnsi" w:hAnsiTheme="minorHAnsi"/>
+              <w:noProof/>
+              <w:kern w:val="2"/>
+              <w:sz w:val="24"/>
+              <w:szCs w:val="21"/>
+              <w:lang w:val="en-IN" w:eastAsia="en-IN" w:bidi="hi-IN"/>
+              <w14:ligatures w14:val="standardContextual"/>
+            </w:rPr>
+          </w:pPr>
+          <w:hyperlink w:anchor="_Toc238995049" w:history="1">
+            <w:r>
+              <w:rPr>
+                <w:rStyle w:val="Hyperlink"/>
+                <w:noProof/>
+              </w:rPr>
+              <w:t>2.1 Organizational Functions</w:t>
+            </w:r>
+            <w:r>
+              <w:rPr>
+                <w:noProof/>
+                <w:webHidden/>
+              </w:rPr>
+              <w:tab/>
+            </w:r>
+            <w:r>
+              <w:rPr>
+                <w:noProof/>
+                <w:webHidden/>
+              </w:rPr>
+              <w:fldChar w:fldCharType="begin"/>
+            </w:r>
+            <w:r>
+              <w:rPr>
+                <w:noProof/>
+                <w:webHidden/>
+              </w:rPr>
+              <w:instrText xml:space="preserve"> PAGEREF _Toc238995049 \h </w:instrText>
+            </w:r>
+            <w:r>
+              <w:rPr>
+                <w:noProof/>
+                <w:webHidden/>
+              </w:rPr>
+            </w:r>
+            <w:r>
+              <w:rPr>
+                <w:noProof/>
+                <w:webHidden/>
+              </w:rPr>
+              <w:fldChar w:fldCharType="separate"/>
+            </w:r>
+            <w:r>
+              <w:rPr>
+                <w:noProof/>
+                <w:webHidden/>
+              </w:rPr>
+              <w:t>3</w:t>
+            </w:r>
+            <w:r>
+              <w:rPr>
+                <w:noProof/>
+                <w:webHidden/>
+              </w:rPr>
+              <w:fldChar w:fldCharType="end"/>
+            </w:r>
+          </w:hyperlink>
+        </w:p>
+        <w:p>
+          <w:pPr>
+            <w:pStyle w:val="TOC1"/>
+            <w:tabs>
+              <w:tab w:val="right" w:leader="dot" w:pos="10070"/>
+            </w:tabs>
+            <w:rPr>
+              <w:rFonts w:asciiTheme="minorHAnsi" w:hAnsiTheme="minorHAnsi"/>
+              <w:noProof/>
+              <w:kern w:val="2"/>
+              <w:sz w:val="24"/>
+              <w:szCs w:val="21"/>
+              <w:lang w:val="en-IN" w:eastAsia="en-IN" w:bidi="hi-IN"/>
+              <w14:ligatures w14:val="standardContextual"/>
+            </w:rPr>
+          </w:pPr>
+          <w:hyperlink w:anchor="_Toc238995050" w:history="1">
+            <w:r>
+              <w:rPr>
+                <w:rStyle w:val="Hyperlink"/>
+                <w:noProof/>
+              </w:rPr>
+              <w:t>3. ISMS Scope</w:t>
+            </w:r>
+            <w:r>
+              <w:rPr>
+                <w:noProof/>
+                <w:webHidden/>
+              </w:rPr>
+              <w:tab/>
+            </w:r>
+            <w:r>
+              <w:rPr>
+                <w:noProof/>
+                <w:webHidden/>
+              </w:rPr>
+              <w:fldChar w:fldCharType="begin"/>
+            </w:r>
+            <w:r>
+              <w:rPr>
+                <w:noProof/>
+                <w:webHidden/>
+              </w:rPr>
+              <w:instrText xml:space="preserve"> PAGEREF _Toc238995050 \h </w:instrText>
+            </w:r>
+            <w:r>
+              <w:rPr>
+                <w:noProof/>
+                <w:webHidden/>
+              </w:rPr>
+            </w:r>
+            <w:r>
+              <w:rPr>
+                <w:noProof/>
+                <w:webHidden/>
+              </w:rPr>
+              <w:fldChar w:fldCharType="separate"/>
+            </w:r>
+            <w:r>
+              <w:rPr>
+                <w:noProof/>
+                <w:webHidden/>
+              </w:rPr>
+              <w:t>4</w:t>
+            </w:r>
+            <w:r>
+              <w:rPr>
+                <w:noProof/>
+                <w:webHidden/>
+              </w:rPr>
+              <w:fldChar w:fldCharType="end"/>
+            </w:r>
+          </w:hyperlink>
+        </w:p>
+        <w:p>
+          <w:pPr>
+            <w:pStyle w:val="TOC2"/>
+            <w:tabs>
+              <w:tab w:val="right" w:leader="dot" w:pos="10070"/>
+            </w:tabs>
+            <w:rPr>
+              <w:rFonts w:asciiTheme="minorHAnsi" w:hAnsiTheme="minorHAnsi"/>
+              <w:noProof/>
+              <w:kern w:val="2"/>
+              <w:sz w:val="24"/>
+              <w:szCs w:val="21"/>
+              <w:lang w:val="en-IN" w:eastAsia="en-IN" w:bidi="hi-IN"/>
+              <w14:ligatures w14:val="standardContextual"/>
+            </w:rPr>
+          </w:pPr>
+          <w:hyperlink w:anchor="_Toc238995051" w:history="1">
+            <w:r>
+              <w:rPr>
+                <w:rStyle w:val="Hyperlink"/>
+                <w:noProof/>
+              </w:rPr>
+              <w:t>3.1 Scope Statement</w:t>
+            </w:r>
+            <w:r>
+              <w:rPr>
+                <w:noProof/>
+                <w:webHidden/>
+              </w:rPr>
+              <w:tab/>
+            </w:r>
+            <w:r>
+              <w:rPr>
+                <w:noProof/>
+                <w:webHidden/>
+              </w:rPr>
+              <w:fldChar w:fldCharType="begin"/>
+            </w:r>
+            <w:r>
+              <w:rPr>
+                <w:noProof/>
+                <w:webHidden/>
+              </w:rPr>
+              <w:instrText xml:space="preserve"> PAGEREF _Toc238995051 \h </w:instrText>
+            </w:r>
+            <w:r>
+              <w:rPr>
+                <w:noProof/>
+                <w:webHidden/>
+              </w:rPr>
+            </w:r>
+            <w:r>
+              <w:rPr>
+                <w:noProof/>
+                <w:webHidden/>
+              </w:rPr>
+              <w:fldChar w:fldCharType="separate"/>
+            </w:r>
+            <w:r>
+              <w:rPr>
+                <w:noProof/>
+                <w:webHidden/>
+              </w:rPr>
+              <w:t>4</w:t>
+            </w:r>
+            <w:r>
+              <w:rPr>
+                <w:noProof/>
+                <w:webHidden/>
+              </w:rPr>
+              <w:fldChar w:fldCharType="end"/>
+            </w:r>
+          </w:hyperlink>
+        </w:p>
+        <w:p>
+          <w:pPr>
+            <w:pStyle w:val="TOC2"/>
+            <w:tabs>
+              <w:tab w:val="right" w:leader="dot" w:pos="10070"/>
+            </w:tabs>
+            <w:rPr>
+              <w:rFonts w:asciiTheme="minorHAnsi" w:hAnsiTheme="minorHAnsi"/>
+              <w:noProof/>
+              <w:kern w:val="2"/>
+              <w:sz w:val="24"/>
+              <w:szCs w:val="21"/>
+              <w:lang w:val="en-IN" w:eastAsia="en-IN" w:bidi="hi-IN"/>
+              <w14:ligatures w14:val="standardContextual"/>
+            </w:rPr>
+          </w:pPr>
+          <w:hyperlink w:anchor="_Toc238995052" w:history="1">
+            <w:r>
+              <w:rPr>
+                <w:rStyle w:val="Hyperlink"/>
+                <w:noProof/>
+              </w:rPr>
+              <w:t>3.2 In-Scope Boundaries</w:t>
+            </w:r>
+            <w:r>
+              <w:rPr>
+                <w:noProof/>
+                <w:webHidden/>
+              </w:rPr>
+              <w:tab/>
+            </w:r>
+            <w:r>
+              <w:rPr>
+                <w:noProof/>
+                <w:webHidden/>
+              </w:rPr>
+              <w:fldChar w:fldCharType="begin"/>
+            </w:r>
+            <w:r>
+              <w:rPr>
+                <w:noProof/>
+                <w:webHidden/>
+              </w:rPr>
+              <w:instrText xml:space="preserve"> PAGEREF _Toc238995052 \h </w:instrText>
+            </w:r>
+            <w:r>
+              <w:rPr>
+                <w:noProof/>
+                <w:webHidden/>
+              </w:rPr>
+            </w:r>
+            <w:r>
+              <w:rPr>
+                <w:noProof/>
+                <w:webHidden/>
+              </w:rPr>
+              <w:fldChar w:fldCharType="separate"/>
+            </w:r>
+            <w:r>
+              <w:rPr>
+                <w:noProof/>
+                <w:webHidden/>
+              </w:rPr>
+              <w:t>4</w:t>
+            </w:r>
+            <w:r>
+              <w:rPr>
+                <w:noProof/>
+                <w:webHidden/>
+              </w:rPr>
+              <w:fldChar w:fldCharType="end"/>
+            </w:r>
+          </w:hyperlink>
+        </w:p>
+        <w:p>
+          <w:pPr>
+            <w:pStyle w:val="TOC2"/>
+            <w:tabs>
+              <w:tab w:val="right" w:leader="dot" w:pos="10070"/>
+            </w:tabs>
+            <w:rPr>
+              <w:rFonts w:asciiTheme="minorHAnsi" w:hAnsiTheme="minorHAnsi"/>
+              <w:noProof/>
+              <w:kern w:val="2"/>
+              <w:sz w:val="24"/>
+              <w:szCs w:val="21"/>
+              <w:lang w:val="en-IN" w:eastAsia="en-IN" w:bidi="hi-IN"/>
+              <w14:ligatures w14:val="standardContextual"/>
+            </w:rPr>
+          </w:pPr>
+          <w:hyperlink w:anchor="_Toc238995053" w:history="1">
+            <w:r>
+              <w:rPr>
+                <w:rStyle w:val="Hyperlink"/>
+                <w:noProof/>
+              </w:rPr>
+              <w:t>3.3 Key Business Services</w:t>
+            </w:r>
+            <w:r>
+              <w:rPr>
+                <w:noProof/>
+                <w:webHidden/>
+              </w:rPr>
+              <w:tab/>
+            </w:r>
+            <w:r>
+              <w:rPr>
+                <w:noProof/>
+                <w:webHidden/>
+              </w:rPr>
+              <w:fldChar w:fldCharType="begin"/>
+            </w:r>
+            <w:r>
+              <w:rPr>
+                <w:noProof/>
+                <w:webHidden/>
+              </w:rPr>
+              <w:instrText xml:space="preserve"> PAGEREF _Toc238995053 \h </w:instrText>
+            </w:r>
+            <w:r>
+              <w:rPr>
+                <w:noProof/>
+                <w:webHidden/>
+              </w:rPr>
+            </w:r>
+            <w:r>
+              <w:rPr>
+                <w:noProof/>
+                <w:webHidden/>
+              </w:rPr>
+              <w:fldChar w:fldCharType="separate"/>
+            </w:r>
+            <w:r>
+              <w:rPr>
+                <w:noProof/>
+                <w:webHidden/>
+              </w:rPr>
+              <w:t>4</w:t>
+            </w:r>
+            <w:r>
+              <w:rPr>
+                <w:noProof/>
+                <w:webHidden/>
+              </w:rPr>
+              <w:fldChar w:fldCharType="end"/>
+            </w:r>
+          </w:hyperlink>
+        </w:p>
+        <w:p>
+          <w:pPr>
+            <w:pStyle w:val="TOC1"/>
+            <w:tabs>
+              <w:tab w:val="right" w:leader="dot" w:pos="10070"/>
+            </w:tabs>
+            <w:rPr>
+              <w:rFonts w:asciiTheme="minorHAnsi" w:hAnsiTheme="minorHAnsi"/>
+              <w:noProof/>
+              <w:kern w:val="2"/>
+              <w:sz w:val="24"/>
+              <w:szCs w:val="21"/>
+              <w:lang w:val="en-IN" w:eastAsia="en-IN" w:bidi="hi-IN"/>
+              <w14:ligatures w14:val="standardContextual"/>
+            </w:rPr>
+          </w:pPr>
+          <w:hyperlink w:anchor="_Toc238995054" w:history="1">
+            <w:r>
+              <w:rPr>
+                <w:rStyle w:val="Hyperlink"/>
+                <w:noProof/>
+              </w:rPr>
+              <w:t>4. Interfaces, Dependencies &amp; External Context</w:t>
+            </w:r>
+            <w:r>
+              <w:rPr>
+                <w:noProof/>
+                <w:webHidden/>
+              </w:rPr>
+              <w:tab/>
+            </w:r>
+            <w:r>
+              <w:rPr>
+                <w:noProof/>
+                <w:webHidden/>
+              </w:rPr>
+              <w:fldChar w:fldCharType="begin"/>
+            </w:r>
+            <w:r>
+              <w:rPr>
+                <w:noProof/>
+                <w:webHidden/>
+              </w:rPr>
+              <w:instrText xml:space="preserve"> PAGEREF _Toc238995054 \h </w:instrText>
+            </w:r>
+            <w:r>
+              <w:rPr>
+                <w:noProof/>
+                <w:webHidden/>
+              </w:rPr>
+            </w:r>
+            <w:r>
+              <w:rPr>
+                <w:noProof/>
+                <w:webHidden/>
+              </w:rPr>
+              <w:fldChar w:fldCharType="separate"/>
+            </w:r>
+            <w:r>
+              <w:rPr>
+                <w:noProof/>
+                <w:webHidden/>
+              </w:rPr>
+              <w:t>5</w:t>
+            </w:r>
+            <w:r>
+              <w:rPr>
+                <w:noProof/>
+                <w:webHidden/>
+              </w:rPr>
+              <w:fldChar w:fldCharType="end"/>
+            </w:r>
+          </w:hyperlink>
+        </w:p>
+        <w:p>
+          <w:pPr>
+            <w:pStyle w:val="TOC1"/>
+            <w:tabs>
+              <w:tab w:val="right" w:leader="dot" w:pos="10070"/>
+            </w:tabs>
+            <w:rPr>
+              <w:rFonts w:asciiTheme="minorHAnsi" w:hAnsiTheme="minorHAnsi"/>
+              <w:noProof/>
+              <w:kern w:val="2"/>
+              <w:sz w:val="24"/>
+              <w:szCs w:val="21"/>
+              <w:lang w:val="en-IN" w:eastAsia="en-IN" w:bidi="hi-IN"/>
+              <w14:ligatures w14:val="standardContextual"/>
+            </w:rPr>
+          </w:pPr>
+          <w:hyperlink w:anchor="_Toc238995055" w:history="1">
+            <w:r>
+              <w:rPr>
+                <w:rStyle w:val="Hyperlink"/>
+                <w:noProof/>
+              </w:rPr>
+              <w:t>5. Interested Parties &amp; Their Requirements</w:t>
+            </w:r>
+            <w:r>
+              <w:rPr>
+                <w:noProof/>
+                <w:webHidden/>
+              </w:rPr>
+              <w:tab/>
+            </w:r>
+            <w:r>
+              <w:rPr>
+                <w:noProof/>
+                <w:webHidden/>
+              </w:rPr>
+              <w:fldChar w:fldCharType="begin"/>
+            </w:r>
+            <w:r>
+              <w:rPr>
+                <w:noProof/>
+                <w:webHidden/>
+              </w:rPr>
+              <w:instrText xml:space="preserve"> PAGEREF _Toc238995055 \h </w:instrText>
+            </w:r>
+            <w:r>
+              <w:rPr>
+                <w:noProof/>
+                <w:webHidden/>
+              </w:rPr>
+            </w:r>
+            <w:r>
+              <w:rPr>
+                <w:noProof/>
+                <w:webHidden/>
+              </w:rPr>
+              <w:fldChar w:fldCharType="separate"/>
+            </w:r>
+            <w:r>
+              <w:rPr>
+                <w:noProof/>
+                <w:webHidden/>
+              </w:rPr>
+              <w:t>5</w:t>
+            </w:r>
+            <w:r>
+              <w:rPr>
+                <w:noProof/>
+                <w:webHidden/>
+              </w:rPr>
+              <w:fldChar w:fldCharType="end"/>
+            </w:r>
+          </w:hyperlink>
+        </w:p>
+        <w:p>
+          <w:pPr>
+            <w:pStyle w:val="TOC1"/>
+            <w:tabs>
+              <w:tab w:val="right" w:leader="dot" w:pos="10070"/>
+            </w:tabs>
+            <w:rPr>
+              <w:rFonts w:asciiTheme="minorHAnsi" w:hAnsiTheme="minorHAnsi"/>
+              <w:noProof/>
+              <w:kern w:val="2"/>
+              <w:sz w:val="24"/>
+              <w:szCs w:val="21"/>
+              <w:lang w:val="en-IN" w:eastAsia="en-IN" w:bidi="hi-IN"/>
+              <w14:ligatures w14:val="standardContextual"/>
+            </w:rPr>
+          </w:pPr>
+          <w:hyperlink w:anchor="_Toc238995056" w:history="1">
+            <w:r>
+              <w:rPr>
+                <w:rStyle w:val="Hyperlink"/>
+                <w:noProof/>
+              </w:rPr>
+              <w:t>6. Information Security Risk Appetite</w:t>
+            </w:r>
+            <w:r>
+              <w:rPr>
+                <w:noProof/>
+                <w:webHidden/>
+              </w:rPr>
+              <w:tab/>
+            </w:r>
+            <w:r>
+              <w:rPr>
+                <w:noProof/>
+                <w:webHidden/>
+              </w:rPr>
+              <w:fldChar w:fldCharType="begin"/>
+            </w:r>
+            <w:r>
+              <w:rPr>
+                <w:noProof/>
+                <w:webHidden/>
+              </w:rPr>
+              <w:instrText xml:space="preserve"> PAGEREF _Toc238995056 \h </w:instrText>
+            </w:r>
+            <w:r>
+              <w:rPr>
+                <w:noProof/>
+                <w:webHidden/>
+              </w:rPr>
+            </w:r>
+            <w:r>
+              <w:rPr>
+                <w:noProof/>
+                <w:webHidden/>
+              </w:rPr>
+              <w:fldChar w:fldCharType="separate"/>
+            </w:r>
+            <w:r>
+              <w:rPr>
+                <w:noProof/>
+                <w:webHidden/>
+              </w:rPr>
+              <w:t>5</w:t>
+            </w:r>
+            <w:r>
+              <w:rPr>
+                <w:noProof/>
+                <w:webHidden/>
+              </w:rPr>
+              <w:fldChar w:fldCharType="end"/>
+            </w:r>
+          </w:hyperlink>
+        </w:p>
+        <w:p>
+          <w:pPr>
+            <w:pStyle w:val="TOC2"/>
+            <w:tabs>
+              <w:tab w:val="right" w:leader="dot" w:pos="10070"/>
+            </w:tabs>
+            <w:rPr>
+              <w:rFonts w:asciiTheme="minorHAnsi" w:hAnsiTheme="minorHAnsi"/>
+              <w:noProof/>
+              <w:kern w:val="2"/>
+              <w:sz w:val="24"/>
+              <w:szCs w:val="21"/>
+              <w:lang w:val="en-IN" w:eastAsia="en-IN" w:bidi="hi-IN"/>
+              <w14:ligatures w14:val="standardContextual"/>
+            </w:rPr>
+          </w:pPr>
+          <w:hyperlink w:anchor="_Toc238995057" w:history="1">
+            <w:r>
+              <w:rPr>
+                <w:rStyle w:val="Hyperlink"/>
+                <w:noProof/>
+              </w:rPr>
+              <w:t>6.1 Risk Acceptance Principle</w:t>
+            </w:r>
+            <w:r>
+              <w:rPr>
+                <w:noProof/>
+                <w:webHidden/>
+              </w:rPr>
+              <w:tab/>
+            </w:r>
+            <w:r>
+              <w:rPr>
+                <w:noProof/>
+                <w:webHidden/>
+              </w:rPr>
+              <w:fldChar w:fldCharType="begin"/>
+            </w:r>
+            <w:r>
+              <w:rPr>
+                <w:noProof/>
+                <w:webHidden/>
+              </w:rPr>
+              <w:instrText xml:space="preserve"> PAGEREF _Toc238995057 \h </w:instrText>
+            </w:r>
+            <w:r>
+              <w:rPr>
+                <w:noProof/>
+                <w:webHidden/>
+              </w:rPr>
+            </w:r>
+            <w:r>
+              <w:rPr>
+                <w:noProof/>
+                <w:webHidden/>
+              </w:rPr>
+              <w:fldChar w:fldCharType="separate"/>
+            </w:r>
+            <w:r>
+              <w:rPr>
+                <w:noProof/>
+                <w:webHidden/>
+              </w:rPr>
+              <w:t>6</w:t>
+            </w:r>
+            <w:r>
+              <w:rPr>
+                <w:noProof/>
+                <w:webHidden/>
+              </w:rPr>
+              <w:fldChar w:fldCharType="end"/>
+            </w:r>
+          </w:hyperlink>
+        </w:p>
+        <w:p>
+          <w:pPr>
+            <w:pStyle w:val="TOC1"/>
+            <w:tabs>
+              <w:tab w:val="right" w:leader="dot" w:pos="10070"/>
+            </w:tabs>
+            <w:rPr>
+              <w:rFonts w:asciiTheme="minorHAnsi" w:hAnsiTheme="minorHAnsi"/>
+              <w:noProof/>
+              <w:kern w:val="2"/>
+              <w:sz w:val="24"/>
+              <w:szCs w:val="21"/>
+              <w:lang w:val="en-IN" w:eastAsia="en-IN" w:bidi="hi-IN"/>
+              <w14:ligatures w14:val="standardContextual"/>
+            </w:rPr>
+          </w:pPr>
+          <w:hyperlink w:anchor="_Toc238995058" w:history="1">
+            <w:r>
+              <w:rPr>
+                <w:rStyle w:val="Hyperlink"/>
+                <w:noProof/>
+              </w:rPr>
+              <w:t>7. ISMS Governance &amp; Accountability</w:t>
+            </w:r>
+            <w:r>
+              <w:rPr>
+                <w:noProof/>
+                <w:webHidden/>
+              </w:rPr>
+              <w:tab/>
+            </w:r>
+            <w:r>
+              <w:rPr>
+                <w:noProof/>
+                <w:webHidden/>
+              </w:rPr>
+              <w:fldChar w:fldCharType="begin"/>
+            </w:r>
+            <w:r>
+              <w:rPr>
+                <w:noProof/>
+                <w:webHidden/>
+              </w:rPr>
+              <w:instrText xml:space="preserve"> PAGEREF _Toc238995058 \h </w:instrText>
+            </w:r>
+            <w:r>
+              <w:rPr>
+                <w:noProof/>
+                <w:webHidden/>
+              </w:rPr>
+            </w:r>
+            <w:r>
+              <w:rPr>
+                <w:noProof/>
+                <w:webHidden/>
+              </w:rPr>
+              <w:fldChar w:fldCharType="separate"/>
+            </w:r>
+            <w:r>
+              <w:rPr>
+                <w:noProof/>
+                <w:webHidden/>
+              </w:rPr>
+              <w:t>6</w:t>
+            </w:r>
+            <w:r>
+              <w:rPr>
+                <w:noProof/>
+                <w:webHidden/>
+              </w:rPr>
+              <w:fldChar w:fldCharType="end"/>
+            </w:r>
+          </w:hyperlink>
+        </w:p>
+        <w:p>
+          <w:pPr>
+            <w:pStyle w:val="TOC2"/>
+            <w:tabs>
+              <w:tab w:val="right" w:leader="dot" w:pos="10070"/>
+            </w:tabs>
+            <w:rPr>
+              <w:rFonts w:asciiTheme="minorHAnsi" w:hAnsiTheme="minorHAnsi"/>
+              <w:noProof/>
+              <w:kern w:val="2"/>
+              <w:sz w:val="24"/>
+              <w:szCs w:val="21"/>
+              <w:lang w:val="en-IN" w:eastAsia="en-IN" w:bidi="hi-IN"/>
+              <w14:ligatures w14:val="standardContextual"/>
+            </w:rPr>
+          </w:pPr>
+          <w:hyperlink w:anchor="_Toc238995059" w:history="1">
+            <w:r>
+              <w:rPr>
+                <w:rStyle w:val="Hyperlink"/>
+                <w:noProof/>
+              </w:rPr>
+              <w:t>7.1 Three-Layer Accountability Model</w:t>
+            </w:r>
+            <w:r>
+              <w:rPr>
+                <w:noProof/>
+                <w:webHidden/>
+              </w:rPr>
+              <w:tab/>
+            </w:r>
+            <w:r>
+              <w:rPr>
+                <w:noProof/>
+                <w:webHidden/>
+              </w:rPr>
+              <w:fldChar w:fldCharType="begin"/>
+            </w:r>
+            <w:r>
+              <w:rPr>
+                <w:noProof/>
+                <w:webHidden/>
+              </w:rPr>
+              <w:instrText xml:space="preserve"> PAGEREF _Toc238995059 \h </w:instrText>
+            </w:r>
+            <w:r>
+              <w:rPr>
+                <w:noProof/>
+                <w:webHidden/>
+              </w:rPr>
+            </w:r>
+            <w:r>
+              <w:rPr>
+                <w:noProof/>
+                <w:webHidden/>
+              </w:rPr>
+              <w:fldChar w:fldCharType="separate"/>
+            </w:r>
+            <w:r>
+              <w:rPr>
+                <w:noProof/>
+                <w:webHidden/>
+              </w:rPr>
+              <w:t>6</w:t>
+            </w:r>
+            <w:r>
+              <w:rPr>
+                <w:noProof/>
+                <w:webHidden/>
+              </w:rPr>
+              <w:fldChar w:fldCharType="end"/>
+            </w:r>
+          </w:hyperlink>
+        </w:p>
+        <w:p>
+          <w:pPr>
+            <w:pStyle w:val="TOC1"/>
+            <w:tabs>
+              <w:tab w:val="right" w:leader="dot" w:pos="10070"/>
+            </w:tabs>
+            <w:rPr>
+              <w:rFonts w:asciiTheme="minorHAnsi" w:hAnsiTheme="minorHAnsi"/>
+              <w:noProof/>
+              <w:kern w:val="2"/>
+              <w:sz w:val="24"/>
+              <w:szCs w:val="21"/>
+              <w:lang w:val="en-IN" w:eastAsia="en-IN" w:bidi="hi-IN"/>
+              <w14:ligatures w14:val="standardContextual"/>
+            </w:rPr>
+          </w:pPr>
+          <w:hyperlink w:anchor="_Toc238995060" w:history="1">
+            <w:r>
+              <w:rPr>
+                <w:rStyle w:val="Hyperlink"/>
+                <w:noProof/>
+              </w:rPr>
+              <w:t>8. ISMS Strategic Objectives</w:t>
+            </w:r>
+            <w:r>
+              <w:rPr>
+                <w:noProof/>
+                <w:webHidden/>
+              </w:rPr>
+              <w:tab/>
+            </w:r>
+            <w:r>
+              <w:rPr>
+                <w:noProof/>
+                <w:webHidden/>
+              </w:rPr>
+              <w:fldChar w:fldCharType="begin"/>
+            </w:r>
+            <w:r>
+              <w:rPr>
+                <w:noProof/>
+                <w:webHidden/>
+              </w:rPr>
+              <w:instrText xml:space="preserve"> PAGEREF _Toc238995060 \h </w:instrText>
+            </w:r>
+            <w:r>
+              <w:rPr>
+                <w:noProof/>
+                <w:webHidden/>
+              </w:rPr>
+            </w:r>
+            <w:r>
+              <w:rPr>
+                <w:noProof/>
+                <w:webHidden/>
+              </w:rPr>
+              <w:fldChar w:fldCharType="separate"/>
+            </w:r>
+            <w:r>
+              <w:rPr>
+                <w:noProof/>
+                <w:webHidden/>
+              </w:rPr>
+              <w:t>6</w:t>
+            </w:r>
+            <w:r>
+              <w:rPr>
+                <w:noProof/>
+                <w:webHidden/>
+              </w:rPr>
+              <w:fldChar w:fldCharType="end"/>
+            </w:r>
+          </w:hyperlink>
+        </w:p>
+        <w:p>
+          <w:pPr>
+            <w:pStyle w:val="TOC1"/>
+            <w:tabs>
+              <w:tab w:val="right" w:leader="dot" w:pos="10070"/>
+            </w:tabs>
+            <w:rPr>
+              <w:rFonts w:asciiTheme="minorHAnsi" w:hAnsiTheme="minorHAnsi"/>
+              <w:noProof/>
+              <w:kern w:val="2"/>
+              <w:sz w:val="24"/>
+              <w:szCs w:val="21"/>
+              <w:lang w:val="en-IN" w:eastAsia="en-IN" w:bidi="hi-IN"/>
+              <w14:ligatures w14:val="standardContextual"/>
+            </w:rPr>
+          </w:pPr>
+          <w:hyperlink w:anchor="_Toc238995061" w:history="1">
+            <w:r>
+              <w:rPr>
+                <w:rStyle w:val="Hyperlink"/>
+                <w:noProof/>
+              </w:rPr>
+              <w:t>9. ISMS Operating Principles</w:t>
+            </w:r>
+            <w:r>
+              <w:rPr>
+                <w:noProof/>
+                <w:webHidden/>
+              </w:rPr>
+              <w:tab/>
+            </w:r>
+            <w:r>
+              <w:rPr>
+                <w:noProof/>
+                <w:webHidden/>
+              </w:rPr>
+              <w:fldChar w:fldCharType="begin"/>
+            </w:r>
+            <w:r>
+              <w:rPr>
+                <w:noProof/>
+                <w:webHidden/>
+              </w:rPr>
+              <w:instrText xml:space="preserve"> PAGEREF _Toc238995061 \h </w:instrText>
+            </w:r>
+            <w:r>
+              <w:rPr>
+                <w:noProof/>
+                <w:webHidden/>
+              </w:rPr>
+            </w:r>
+            <w:r>
+              <w:rPr>
+                <w:noProof/>
+                <w:webHidden/>
+              </w:rPr>
+              <w:fldChar w:fldCharType="separate"/>
+            </w:r>
+            <w:r>
+              <w:rPr>
+                <w:noProof/>
+                <w:webHidden/>
+              </w:rPr>
+              <w:t>7</w:t>
+            </w:r>
+            <w:r>
+              <w:rPr>
+                <w:noProof/>
+                <w:webHidden/>
+              </w:rPr>
+              <w:fldChar w:fldCharType="end"/>
+            </w:r>
+          </w:hyperlink>
+        </w:p>
+        <w:p>
+          <w:pPr>
+            <w:pStyle w:val="TOC1"/>
+            <w:tabs>
+              <w:tab w:val="right" w:leader="dot" w:pos="10070"/>
+            </w:tabs>
+            <w:rPr>
+              <w:rFonts w:asciiTheme="minorHAnsi" w:hAnsiTheme="minorHAnsi"/>
+              <w:noProof/>
+              <w:kern w:val="2"/>
+              <w:sz w:val="24"/>
+              <w:szCs w:val="21"/>
+              <w:lang w:val="en-IN" w:eastAsia="en-IN" w:bidi="hi-IN"/>
+              <w14:ligatures w14:val="standardContextual"/>
+            </w:rPr>
+          </w:pPr>
+          <w:hyperlink w:anchor="_Toc238995062" w:history="1">
+            <w:r>
+              <w:rPr>
+                <w:rStyle w:val="Hyperlink"/>
+                <w:noProof/>
+              </w:rPr>
+              <w:t>10. Scope Exclusions &amp; Boundary Considerations</w:t>
+            </w:r>
+            <w:r>
+              <w:rPr>
+                <w:noProof/>
+                <w:webHidden/>
+              </w:rPr>
+              <w:tab/>
+            </w:r>
+            <w:r>
+              <w:rPr>
+                <w:noProof/>
+                <w:webHidden/>
+              </w:rPr>
+              <w:fldChar w:fldCharType="begin"/>
+            </w:r>
+            <w:r>
+              <w:rPr>
+                <w:noProof/>
+                <w:webHidden/>
+              </w:rPr>
+              <w:instrText xml:space="preserve"> PAGEREF _Toc238995062 \h </w:instrText>
+            </w:r>
+            <w:r>
+              <w:rPr>
+                <w:noProof/>
+                <w:webHidden/>
+              </w:rPr>
+            </w:r>
+            <w:r>
+              <w:rPr>
+                <w:noProof/>
+                <w:webHidden/>
+              </w:rPr>
+              <w:fldChar w:fldCharType="separate"/>
+            </w:r>
+            <w:r>
+              <w:rPr>
+                <w:noProof/>
+                <w:webHidden/>
+              </w:rPr>
+              <w:t>7</w:t>
+            </w:r>
+            <w:r>
+              <w:rPr>
+                <w:noProof/>
+                <w:webHidden/>
+              </w:rPr>
+              <w:fldChar w:fldCharType="end"/>
+            </w:r>
+          </w:hyperlink>
+        </w:p>
+        <w:p>
+          <w:pPr>
+            <w:pStyle w:val="TOC1"/>
+            <w:tabs>
+              <w:tab w:val="right" w:leader="dot" w:pos="10070"/>
+            </w:tabs>
+            <w:rPr>
+              <w:rFonts w:asciiTheme="minorHAnsi" w:hAnsiTheme="minorHAnsi"/>
+              <w:noProof/>
+              <w:kern w:val="2"/>
+              <w:sz w:val="24"/>
+              <w:szCs w:val="21"/>
+              <w:lang w:val="en-IN" w:eastAsia="en-IN" w:bidi="hi-IN"/>
+              <w14:ligatures w14:val="standardContextual"/>
+            </w:rPr>
+          </w:pPr>
+          <w:hyperlink w:anchor="_Toc238995063" w:history="1">
+            <w:r>
+              <w:rPr>
+                <w:rStyle w:val="Hyperlink"/>
+                <w:noProof/>
+              </w:rPr>
+              <w:t>11. ISMS Change &amp; Review Triggers</w:t>
+            </w:r>
+            <w:r>
+              <w:rPr>
+                <w:noProof/>
+                <w:webHidden/>
+              </w:rPr>
+              <w:tab/>
+            </w:r>
+            <w:r>
+              <w:rPr>
+                <w:noProof/>
+                <w:webHidden/>
+              </w:rPr>
+              <w:fldChar w:fldCharType="begin"/>
+            </w:r>
+            <w:r>
+              <w:rPr>
+                <w:noProof/>
+                <w:webHidden/>
+              </w:rPr>
+              <w:instrText xml:space="preserve"> PAGEREF _Toc238995063 \h </w:instrText>
+            </w:r>
+            <w:r>
+              <w:rPr>
+                <w:noProof/>
+                <w:webHidden/>
+              </w:rPr>
+            </w:r>
+            <w:r>
+              <w:rPr>
+                <w:noProof/>
+                <w:webHidden/>
+              </w:rPr>
+              <w:fldChar w:fldCharType="separate"/>
+            </w:r>
+            <w:r>
+              <w:rPr>
+                <w:noProof/>
+                <w:webHidden/>
+              </w:rPr>
+              <w:t>7</w:t>
+            </w:r>
+            <w:r>
+              <w:rPr>
+                <w:noProof/>
+                <w:webHidden/>
+              </w:rPr>
+              <w:fldChar w:fldCharType="end"/>
+            </w:r>
+          </w:hyperlink>
+        </w:p>
+        <w:p>
+          <w:pPr>
+            <w:pStyle w:val="TOC1"/>
+            <w:tabs>
+              <w:tab w:val="right" w:leader="dot" w:pos="10070"/>
+            </w:tabs>
+            <w:rPr>
+              <w:rFonts w:asciiTheme="minorHAnsi" w:hAnsiTheme="minorHAnsi"/>
+              <w:noProof/>
+              <w:kern w:val="2"/>
+              <w:sz w:val="24"/>
+              <w:szCs w:val="21"/>
+              <w:lang w:val="en-IN" w:eastAsia="en-IN" w:bidi="hi-IN"/>
+              <w14:ligatures w14:val="standardContextual"/>
+            </w:rPr>
+          </w:pPr>
+          <w:hyperlink w:anchor="_Toc238995064" w:history="1">
+            <w:r>
+              <w:rPr>
+                <w:rStyle w:val="Hyperlink"/>
+                <w:noProof/>
+              </w:rPr>
+              <w:t>12. Document Control &amp; Approval</w:t>
+            </w:r>
+            <w:r>
+              <w:rPr>
+                <w:noProof/>
+                <w:webHidden/>
+              </w:rPr>
+              <w:tab/>
+            </w:r>
+            <w:r>
+              <w:rPr>
+                <w:noProof/>
+                <w:webHidden/>
+              </w:rPr>
+              <w:fldChar w:fldCharType="begin"/>
+            </w:r>
+            <w:r>
+              <w:rPr>
+                <w:noProof/>
+                <w:webHidden/>
+              </w:rPr>
+              <w:instrText xml:space="preserve"> PAGEREF _Toc238995064 \h </w:instrText>
+            </w:r>
+            <w:r>
+              <w:rPr>
+                <w:noProof/>
+                <w:webHidden/>
+              </w:rPr>
+            </w:r>
+            <w:r>
+              <w:rPr>
+                <w:noProof/>
+                <w:webHidden/>
+              </w:rPr>
+              <w:fldChar w:fldCharType="separate"/>
+            </w:r>
+            <w:r>
+              <w:rPr>
+                <w:noProof/>
+                <w:webHidden/>
+              </w:rPr>
+              <w:t>7</w:t>
+            </w:r>
+            <w:r>
+              <w:rPr>
+                <w:noProof/>
+                <w:webHidden/>
+              </w:rPr>
+              <w:fldChar w:fldCharType="end"/>
+            </w:r>
+          </w:hyperlink>
+        </w:p>
+        <w:p>
+          <w:pPr>
+            <w:pStyle w:val="TOC1"/>
+            <w:tabs>
+              <w:tab w:val="right" w:leader="dot" w:pos="10070"/>
+            </w:tabs>
+            <w:rPr>
+              <w:rFonts w:asciiTheme="minorHAnsi" w:hAnsiTheme="minorHAnsi"/>
+              <w:noProof/>
+              <w:kern w:val="2"/>
+              <w:sz w:val="24"/>
+              <w:szCs w:val="21"/>
+              <w:lang w:val="en-IN" w:eastAsia="en-IN" w:bidi="hi-IN"/>
+              <w14:ligatures w14:val="standardContextual"/>
+            </w:rPr>
+          </w:pPr>
+          <w:hyperlink w:anchor="_Toc238995065" w:history="1">
+            <w:r>
+              <w:rPr>
+                <w:rStyle w:val="Hyperlink"/>
+                <w:noProof/>
+              </w:rPr>
+              <w:t>13. Revision History</w:t>
+            </w:r>
+            <w:r>
+              <w:rPr>
+                <w:noProof/>
+                <w:webHidden/>
+              </w:rPr>
+              <w:tab/>
+            </w:r>
+            <w:r>
+              <w:rPr>
+                <w:noProof/>
+                <w:webHidden/>
+              </w:rPr>
+              <w:fldChar w:fldCharType="begin"/>
+            </w:r>
+            <w:r>
+              <w:rPr>
+                <w:noProof/>
+                <w:webHidden/>
+              </w:rPr>
+              <w:instrText xml:space="preserve"> PAGEREF _Toc238995065 \h </w:instrText>
+            </w:r>
+            <w:r>
+              <w:rPr>
+                <w:noProof/>
+                <w:webHidden/>
+              </w:rPr>
+            </w:r>
+            <w:r>
+              <w:rPr>
+                <w:noProof/>
+                <w:webHidden/>
+              </w:rPr>
+              <w:fldChar w:fldCharType="separate"/>
+            </w:r>
+            <w:r>
+              <w:rPr>
+                <w:noProof/>
+                <w:webHidden/>
+              </w:rPr>
+              <w:t>8</w:t>
+            </w:r>
+            <w:r>
+              <w:rPr>
+                <w:noProof/>
+                <w:webHidden/>
+              </w:rPr>
+              <w:fldChar w:fldCharType="end"/>
+            </w:r>
+          </w:hyperlink>
+        </w:p>
+        <w:p>
+          <w:pPr>
+            <w:pStyle w:val="TOC1"/>
+            <w:tabs>
+              <w:tab w:val="right" w:leader="dot" w:pos="10070"/>
+            </w:tabs>
+            <w:rPr>
+              <w:rFonts w:asciiTheme="minorHAnsi" w:hAnsiTheme="minorHAnsi"/>
+              <w:noProof/>
+              <w:kern w:val="2"/>
+              <w:sz w:val="24"/>
+              <w:szCs w:val="21"/>
+              <w:lang w:val="en-IN" w:eastAsia="en-IN" w:bidi="hi-IN"/>
+              <w14:ligatures w14:val="standardContextual"/>
+            </w:rPr>
+          </w:pPr>
+          <w:hyperlink w:anchor="_Toc238995066" w:history="1">
+            <w:r>
+              <w:rPr>
+                <w:rStyle w:val="Hyperlink"/>
+                <w:noProof/>
+              </w:rPr>
+              <w:t>14. Executive Decision Requested</w:t>
+            </w:r>
+            <w:r>
+              <w:rPr>
+                <w:noProof/>
+                <w:webHidden/>
+              </w:rPr>
+              <w:tab/>
+            </w:r>
+            <w:r>
+              <w:rPr>
+                <w:noProof/>
+                <w:webHidden/>
+              </w:rPr>
+              <w:fldChar w:fldCharType="begin"/>
+            </w:r>
+            <w:r>
+              <w:rPr>
+                <w:noProof/>
+                <w:webHidden/>
+              </w:rPr>
+              <w:instrText xml:space="preserve"> PAGEREF _Toc238995066 \h </w:instrText>
+            </w:r>
+            <w:r>
+              <w:rPr>
+                <w:noProof/>
+                <w:webHidden/>
+              </w:rPr>
+            </w:r>
+            <w:r>
+              <w:rPr>
+                <w:noProof/>
+                <w:webHidden/>
+              </w:rPr>
+              <w:fldChar w:fldCharType="separate"/>
+            </w:r>
+            <w:r>
+              <w:rPr>
+                <w:noProof/>
+                <w:webHidden/>
+              </w:rPr>
+              <w:t>8</w:t>
+            </w:r>
+            <w:r>
+              <w:rPr>
+                <w:noProof/>
+                <w:webHidden/>
+              </w:rPr>
+              <w:fldChar w:fldCharType="end"/>
+            </w:r>
+          </w:hyperlink>
+        </w:p>
+        <w:p>
+          <w:pPr>
+            <w:pStyle w:val="TOC1"/>
+            <w:tabs>
+              <w:tab w:val="right" w:leader="dot" w:pos="10070"/>
+            </w:tabs>
+            <w:rPr>
+              <w:rFonts w:asciiTheme="minorHAnsi" w:hAnsiTheme="minorHAnsi"/>
+              <w:noProof/>
+              <w:kern w:val="2"/>
+              <w:sz w:val="24"/>
+              <w:szCs w:val="21"/>
+              <w:lang w:val="en-IN" w:eastAsia="en-IN" w:bidi="hi-IN"/>
+              <w14:ligatures w14:val="standardContextual"/>
+            </w:rPr>
+          </w:pPr>
+          <w:hyperlink w:anchor="_Toc238995067" w:history="1">
+            <w:r>
+              <w:rPr>
+                <w:rStyle w:val="Hyperlink"/>
+                <w:noProof/>
+              </w:rPr>
+              <w:t>Reference Note</w:t>
+            </w:r>
+            <w:r>
+              <w:rPr>
+                <w:noProof/>
+                <w:webHidden/>
+              </w:rPr>
+              <w:tab/>
+            </w:r>
+            <w:r>
+              <w:rPr>
+                <w:noProof/>
+                <w:webHidden/>
+              </w:rPr>
+              <w:fldChar w:fldCharType="begin"/>
+            </w:r>
+            <w:r>
+              <w:rPr>
+                <w:noProof/>
+                <w:webHidden/>
+              </w:rPr>
+              <w:instrText xml:space="preserve"> PAGEREF _Toc238995067 \h </w:instrText>
+            </w:r>
+            <w:r>
+              <w:rPr>
+                <w:noProof/>
+                <w:webHidden/>
+              </w:rPr>
+            </w:r>
+            <w:r>
+              <w:rPr>
+                <w:noProof/>
+                <w:webHidden/>
+              </w:rPr>
+              <w:fldChar w:fldCharType="separate"/>
+            </w:r>
+            <w:r>
+              <w:rPr>
+                <w:noProof/>
+                <w:webHidden/>
+              </w:rPr>
+              <w:t>8</w:t>
+            </w:r>
+            <w:r>
+              <w:rPr>
+                <w:noProof/>
+                <w:webHidden/>
+              </w:rPr>
+              <w:fldChar w:fldCharType="end"/>
+            </w:r>
+          </w:hyperlink>
+        </w:p>
+        <w:p>
+          <w:r>
+            <w:rPr>
+              <w:b/>
+              <w:bCs/>
+              <w:noProof/>
+            </w:rPr>
+            <w:fldChar w:fldCharType="end"/>
+          </w:r>
+        </w:p>
+      </w:sdtContent>
+    </w:sdt>
+    <w:p/>
+    <w:p/>
+    <w:p/>
+    <w:p/>
+    <w:p/>
+    <w:p/>
+    <w:p/>
     <w:p>
       <w:pPr>
         <w:pStyle w:val="Heading1"/>
       </w:pPr>
+      <w:bookmarkStart w:id="0" w:name="_Toc238995046"/>
       <w:r>
         <w:lastRenderedPageBreak/>
         <w:t>1. Executive Summary</w:t>
       </w:r>
+      <w:bookmarkEnd w:id="0"/>
     </w:p>
     <w:p>
       <w:r>
@@ -481,9 +2165,11 @@
       <w:pPr>
         <w:pStyle w:val="Heading2"/>
       </w:pPr>
+      <w:bookmarkStart w:id="1" w:name="_Toc238995047"/>
       <w:r>
         <w:t>1.1 Management Outcomes</w:t>
       </w:r>
+      <w:bookmarkEnd w:id="1"/>
     </w:p>
     <w:p>
       <w:pPr>
@@ -529,9 +2215,11 @@
       <w:pPr>
         <w:pStyle w:val="Heading1"/>
       </w:pPr>
+      <w:bookmarkStart w:id="2" w:name="_Toc238995048"/>
       <w:r>
         <w:t>2. Organization &amp; Business Context</w:t>
       </w:r>
+      <w:bookmarkEnd w:id="2"/>
     </w:p>
     <w:p>
       <w:r>
@@ -827,9 +2515,11 @@
       <w:pPr>
         <w:pStyle w:val="Heading2"/>
       </w:pPr>
+      <w:bookmarkStart w:id="3" w:name="_Toc238995049"/>
       <w:r>
         <w:t>2.1 Organizational Functions</w:t>
       </w:r>
+      <w:bookmarkEnd w:id="3"/>
     </w:p>
     <w:tbl>
       <w:tblPr>
@@ -1375,9 +3065,11 @@
       <w:pPr>
         <w:pStyle w:val="Heading1"/>
       </w:pPr>
+      <w:bookmarkStart w:id="4" w:name="_Toc238995050"/>
       <w:r>
         <w:t>3. ISMS Scope</w:t>
       </w:r>
+      <w:bookmarkEnd w:id="4"/>
     </w:p>
     <w:p>
       <w:r>
@@ -1394,9 +3086,11 @@
       <w:pPr>
         <w:pStyle w:val="Heading2"/>
       </w:pPr>
+      <w:bookmarkStart w:id="5" w:name="_Toc238995051"/>
       <w:r>
         <w:t>3.1 Scope Statement</w:t>
       </w:r>
+      <w:bookmarkEnd w:id="5"/>
     </w:p>
     <w:p>
       <w:r>
@@ -1422,9 +3116,11 @@
       <w:pPr>
         <w:pStyle w:val="Heading2"/>
       </w:pPr>
+      <w:bookmarkStart w:id="6" w:name="_Toc238995052"/>
       <w:r>
         <w:t>3.2 In-Scope Boundaries</w:t>
       </w:r>
+      <w:bookmarkEnd w:id="6"/>
     </w:p>
     <w:tbl>
       <w:tblPr>
@@ -1712,9 +3408,11 @@
       <w:pPr>
         <w:pStyle w:val="Heading2"/>
       </w:pPr>
+      <w:bookmarkStart w:id="7" w:name="_Toc238995053"/>
       <w:r>
         <w:t>3.3 Key Business Services</w:t>
       </w:r>
+      <w:bookmarkEnd w:id="7"/>
     </w:p>
     <w:tbl>
       <w:tblPr>
@@ -2119,9 +3817,11 @@
       <w:pPr>
         <w:pStyle w:val="Heading1"/>
       </w:pPr>
+      <w:bookmarkStart w:id="8" w:name="_Toc238995054"/>
       <w:r>
         <w:t>4. Interfaces, Dependencies &amp; External Context</w:t>
       </w:r>
+      <w:bookmarkEnd w:id="8"/>
     </w:p>
     <w:p>
       <w:r>
@@ -2436,9 +4136,11 @@
       <w:pPr>
         <w:pStyle w:val="Heading1"/>
       </w:pPr>
+      <w:bookmarkStart w:id="9" w:name="_Toc238995055"/>
       <w:r>
         <w:t>5. Interested Parties &amp; Their Requirements</w:t>
       </w:r>
+      <w:bookmarkEnd w:id="9"/>
     </w:p>
     <w:p>
       <w:r>
@@ -2850,9 +4552,11 @@
       <w:pPr>
         <w:pStyle w:val="Heading1"/>
       </w:pPr>
+      <w:bookmarkStart w:id="10" w:name="_Toc238995056"/>
       <w:r>
         <w:t>6. Information Security Risk Appetite</w:t>
       </w:r>
+      <w:bookmarkEnd w:id="10"/>
     </w:p>
     <w:p>
       <w:r>
@@ -3149,9 +4853,11 @@
       <w:pPr>
         <w:pStyle w:val="Heading2"/>
       </w:pPr>
+      <w:bookmarkStart w:id="11" w:name="_Toc238995057"/>
       <w:r>
         <w:t>6.1 Risk Acceptance Principle</w:t>
       </w:r>
+      <w:bookmarkEnd w:id="11"/>
     </w:p>
     <w:p>
       <w:r>
@@ -3162,9 +4868,11 @@
       <w:pPr>
         <w:pStyle w:val="Heading1"/>
       </w:pPr>
+      <w:bookmarkStart w:id="12" w:name="_Toc238995058"/>
       <w:r>
         <w:t>7. ISMS Governance &amp; Accountability</w:t>
       </w:r>
+      <w:bookmarkEnd w:id="12"/>
     </w:p>
     <w:tbl>
       <w:tblPr>
@@ -3518,9 +5226,11 @@
       <w:pPr>
         <w:pStyle w:val="Heading2"/>
       </w:pPr>
+      <w:bookmarkStart w:id="13" w:name="_Toc238995059"/>
       <w:r>
         <w:t>7.1 Three-Layer Accountability Model</w:t>
       </w:r>
+      <w:bookmarkEnd w:id="13"/>
     </w:p>
     <w:p>
       <w:r>
@@ -3534,9 +5244,11 @@
       <w:pPr>
         <w:pStyle w:val="Heading1"/>
       </w:pPr>
+      <w:bookmarkStart w:id="14" w:name="_Toc238995060"/>
       <w:r>
         <w:t>8. ISMS Strategic Objectives</w:t>
       </w:r>
+      <w:bookmarkEnd w:id="14"/>
     </w:p>
     <w:tbl>
       <w:tblPr>
@@ -3988,9 +5700,11 @@
       <w:pPr>
         <w:pStyle w:val="Heading1"/>
       </w:pPr>
+      <w:bookmarkStart w:id="15" w:name="_Toc238995061"/>
       <w:r>
         <w:t>9. ISMS Operating Principles</w:t>
       </w:r>
+      <w:bookmarkEnd w:id="15"/>
     </w:p>
     <w:p>
       <w:pPr>
@@ -4060,9 +5774,11 @@
       <w:pPr>
         <w:pStyle w:val="Heading1"/>
       </w:pPr>
+      <w:bookmarkStart w:id="16" w:name="_Toc238995062"/>
       <w:r>
         <w:t>10. Scope Exclusions &amp; Boundary Considerations</w:t>
       </w:r>
+      <w:bookmarkEnd w:id="16"/>
     </w:p>
     <w:p>
       <w:r>
@@ -4084,9 +5800,11 @@
       <w:pPr>
         <w:pStyle w:val="Heading1"/>
       </w:pPr>
+      <w:bookmarkStart w:id="17" w:name="_Toc238995063"/>
       <w:r>
         <w:t>11. ISMS Change &amp; Review Triggers</w:t>
       </w:r>
+      <w:bookmarkEnd w:id="17"/>
     </w:p>
     <w:p>
       <w:pPr>
@@ -4140,9 +5858,11 @@
       <w:pPr>
         <w:pStyle w:val="Heading1"/>
       </w:pPr>
+      <w:bookmarkStart w:id="18" w:name="_Toc238995064"/>
       <w:r>
         <w:t>12. Document Control &amp; Approval</w:t>
       </w:r>
+      <w:bookmarkEnd w:id="18"/>
     </w:p>
     <w:tbl>
       <w:tblPr>
@@ -4705,9 +6425,11 @@
       <w:pPr>
         <w:pStyle w:val="Heading1"/>
       </w:pPr>
+      <w:bookmarkStart w:id="19" w:name="_Toc238995065"/>
       <w:r>
         <w:t>13. Revision History</w:t>
       </w:r>
+      <w:bookmarkEnd w:id="19"/>
     </w:p>
     <w:tbl>
       <w:tblPr>
@@ -4861,9 +6583,11 @@
       <w:pPr>
         <w:pStyle w:val="Heading1"/>
       </w:pPr>
+      <w:bookmarkStart w:id="20" w:name="_Toc238995066"/>
       <w:r>
         <w:t>14. Executive Decision Requested</w:t>
       </w:r>
+      <w:bookmarkEnd w:id="20"/>
     </w:p>
     <w:p>
       <w:r>
@@ -4880,9 +6604,11 @@
       <w:pPr>
         <w:pStyle w:val="Heading1"/>
       </w:pPr>
+      <w:bookmarkStart w:id="21" w:name="_Toc238995067"/>
       <w:r>
         <w:t>Reference Note</w:t>
       </w:r>
+      <w:bookmarkEnd w:id="21"/>
     </w:p>
     <w:p>
       <w:r>
@@ -6497,7 +8223,6 @@
     <w:basedOn w:val="Heading1"/>
     <w:next w:val="Normal"/>
     <w:uiPriority w:val="39"/>
-    <w:semiHidden/>
     <w:unhideWhenUsed/>
     <w:qFormat/>
     <w:rsid w:val="00FC693F"/>
@@ -16558,6 +18283,42 @@
         <w:shd w:val="clear" w:color="auto" w:fill="FBCAA2" w:themeFill="accent6" w:themeFillTint="7F"/>
       </w:tcPr>
     </w:tblStylePr>
+  </w:style>
+  <w:style w:type="paragraph" w:styleId="TOC1">
+    <w:name w:val="toc 1"/>
+    <w:basedOn w:val="Normal"/>
+    <w:next w:val="Normal"/>
+    <w:autoRedefine/>
+    <w:uiPriority w:val="39"/>
+    <w:unhideWhenUsed/>
+    <w:rsid w:val="00E73E65"/>
+    <w:pPr>
+      <w:spacing w:after="100"/>
+    </w:pPr>
+  </w:style>
+  <w:style w:type="paragraph" w:styleId="TOC2">
+    <w:name w:val="toc 2"/>
+    <w:basedOn w:val="Normal"/>
+    <w:next w:val="Normal"/>
+    <w:autoRedefine/>
+    <w:uiPriority w:val="39"/>
+    <w:unhideWhenUsed/>
+    <w:rsid w:val="00E73E65"/>
+    <w:pPr>
+      <w:spacing w:after="100"/>
+      <w:ind w:left="200"/>
+    </w:pPr>
+  </w:style>
+  <w:style w:type="character" w:styleId="Hyperlink">
+    <w:name w:val="Hyperlink"/>
+    <w:basedOn w:val="DefaultParagraphFont"/>
+    <w:uiPriority w:val="99"/>
+    <w:unhideWhenUsed/>
+    <w:rsid w:val="00E73E65"/>
+    <w:rPr>
+      <w:color w:val="0000FF" w:themeColor="hyperlink"/>
+      <w:u w:val="single"/>
+    </w:rPr>
   </w:style>
 </w:styles>
 </file>
